--- a/docs/research/mvp/final/v02-data-plane/wireguard-core.docx
+++ b/docs/research/mvp/final/v02-data-plane/wireguard-core.docx
@@ -10,7 +10,7 @@
         <w:t xml:space="preserve">WireGuard Core (helix-wg)</w:t>
       </w:r>
     </w:p>
-    <w:bookmarkStart w:id="67" w:name="wireguard-core-helix-wg"/>
+    <w:bookmarkStart w:id="82" w:name="wireguard-core-helix-wg"/>
     <w:p>
       <w:pPr>
         <w:pStyle w:val="Heading1"/>
@@ -1797,7 +1797,7 @@
     </w:p>
     <w:bookmarkEnd w:id="12"/>
     <w:bookmarkEnd w:id="13"/>
-    <w:bookmarkStart w:id="18" w:name="Xe0dea73048543eb99c4c67781fbd31265eabd78"/>
+    <w:bookmarkStart w:id="21" w:name="Xe0dea73048543eb99c4c67781fbd31265eabd78"/>
     <w:p>
       <w:pPr>
         <w:pStyle w:val="Heading2"/>
@@ -3866,7 +3866,7 @@
       </w:r>
     </w:p>
     <w:bookmarkEnd w:id="16"/>
-    <w:bookmarkStart w:id="17" w:name="X8a821942dd18ec0ef484bee5be50835ed00010a"/>
+    <w:bookmarkStart w:id="20" w:name="X8a821942dd18ec0ef484bee5be50835ed00010a"/>
     <w:p>
       <w:pPr>
         <w:pStyle w:val="Heading3"/>
@@ -3880,11 +3880,46 @@
         <w:pStyle w:val="FirstParagraph"/>
       </w:pPr>
       <w:r>
-        <w:rPr>
-          <w:b/>
-          <w:bCs/>
-        </w:rPr>
-        <w:t xml:space="preserve">[MERMAID RENDER FAILED — block #1]</w:t>
+        <w:drawing>
+          <wp:inline>
+            <wp:extent cx="5334000" cy="1102178"/>
+            <wp:effectExtent b="0" l="0" r="0" t="0"/>
+            <wp:docPr descr="diagram" title="" id="18" name="Picture"/>
+            <a:graphic>
+              <a:graphicData uri="http://schemas.openxmlformats.org/drawingml/2006/picture">
+                <pic:pic>
+                  <pic:nvPicPr>
+                    <pic:cNvPr descr="/tmp/.private/milosvasic/tmp.Tc2sZFeHAQ/img/diagram_001_2314803562d4.png" id="19" name="Picture"/>
+                    <pic:cNvPicPr>
+                      <a:picLocks noChangeArrowheads="1" noChangeAspect="1"/>
+                    </pic:cNvPicPr>
+                  </pic:nvPicPr>
+                  <pic:blipFill>
+                    <a:blip r:embed="rId17"/>
+                    <a:stretch>
+                      <a:fillRect/>
+                    </a:stretch>
+                  </pic:blipFill>
+                  <pic:spPr bwMode="auto">
+                    <a:xfrm>
+                      <a:off x="0" y="0"/>
+                      <a:ext cx="5334000" cy="1102178"/>
+                    </a:xfrm>
+                    <a:prstGeom prst="rect">
+                      <a:avLst/>
+                    </a:prstGeom>
+                    <a:noFill/>
+                    <a:ln w="9525">
+                      <a:noFill/>
+                      <a:headEnd/>
+                      <a:tailEnd/>
+                    </a:ln>
+                  </pic:spPr>
+                </pic:pic>
+              </a:graphicData>
+            </a:graphic>
+          </wp:inline>
+        </w:drawing>
       </w:r>
     </w:p>
     <w:p>
@@ -3894,9 +3929,9 @@
         </w:pict>
       </w:r>
     </w:p>
-    <w:bookmarkEnd w:id="17"/>
-    <w:bookmarkEnd w:id="18"/>
-    <w:bookmarkStart w:id="22" w:name="Xc4c47b146019cb698b75f9cb9cf332ee555a8bf"/>
+    <w:bookmarkEnd w:id="20"/>
+    <w:bookmarkEnd w:id="21"/>
+    <w:bookmarkStart w:id="25" w:name="Xc4c47b146019cb698b75f9cb9cf332ee555a8bf"/>
     <w:p>
       <w:pPr>
         <w:pStyle w:val="Heading2"/>
@@ -3944,7 +3979,7 @@
         <w:t xml:space="preserve">WgVerdict</w:t>
       </w:r>
     </w:p>
-    <w:bookmarkStart w:id="19" w:name="X5c663ab15aa39ca6e112781f85c16c8e79d177f"/>
+    <w:bookmarkStart w:id="22" w:name="X5c663ab15aa39ca6e112781f85c16c8e79d177f"/>
     <w:p>
       <w:pPr>
         <w:pStyle w:val="Heading3"/>
@@ -4698,8 +4733,8 @@
         </w:tc>
       </w:tr>
     </w:tbl>
-    <w:bookmarkEnd w:id="19"/>
-    <w:bookmarkStart w:id="20" w:name="X9941f0b4eb684a07943c86a4c98d58b93f439da"/>
+    <w:bookmarkEnd w:id="22"/>
+    <w:bookmarkStart w:id="23" w:name="X9941f0b4eb684a07943c86a4c98d58b93f439da"/>
     <w:p>
       <w:pPr>
         <w:pStyle w:val="Heading3"/>
@@ -8196,8 +8231,8 @@
         <w:t xml:space="preserve">}</w:t>
       </w:r>
     </w:p>
-    <w:bookmarkEnd w:id="20"/>
-    <w:bookmarkStart w:id="21" w:name="X3b7bc714e19a7e75c76ae7d4920836f32f4c8f2"/>
+    <w:bookmarkEnd w:id="23"/>
+    <w:bookmarkStart w:id="24" w:name="X3b7bc714e19a7e75c76ae7d4920836f32f4c8f2"/>
     <w:p>
       <w:pPr>
         <w:pStyle w:val="Heading3"/>
@@ -8366,9 +8401,9 @@
         </w:pict>
       </w:r>
     </w:p>
-    <w:bookmarkEnd w:id="21"/>
-    <w:bookmarkEnd w:id="22"/>
-    <w:bookmarkStart w:id="29" w:name="Xbea70cdd0d8812137fb5e30af7859e8cf97f386"/>
+    <w:bookmarkEnd w:id="24"/>
+    <w:bookmarkEnd w:id="25"/>
+    <w:bookmarkStart w:id="35" w:name="Xbea70cdd0d8812137fb5e30af7859e8cf97f386"/>
     <w:p>
       <w:pPr>
         <w:pStyle w:val="Heading2"/>
@@ -8465,7 +8500,7 @@
         <w:t xml:space="preserve">[01-DP §4, research-mullvad §4 PQ-PSK-over-WG].</w:t>
       </w:r>
     </w:p>
-    <w:bookmarkStart w:id="23" w:name="Xee4ef7de733e1c94e332ff528127d3792131015"/>
+    <w:bookmarkStart w:id="26" w:name="Xee4ef7de733e1c94e332ff528127d3792131015"/>
     <w:p>
       <w:pPr>
         <w:pStyle w:val="Heading3"/>
@@ -8856,8 +8891,8 @@
         </w:tc>
       </w:tr>
     </w:tbl>
-    <w:bookmarkEnd w:id="23"/>
-    <w:bookmarkStart w:id="24" w:name="X995a269212ccc956ff9c613db7dbd2faa000639"/>
+    <w:bookmarkEnd w:id="26"/>
+    <w:bookmarkStart w:id="27" w:name="X995a269212ccc956ff9c613db7dbd2faa000639"/>
     <w:p>
       <w:pPr>
         <w:pStyle w:val="Heading3"/>
@@ -8964,8 +8999,8 @@
         <w:t xml:space="preserve">132     16    mac2                    (cookie MAC; zero unless under cookie challenge)</w:t>
       </w:r>
     </w:p>
-    <w:bookmarkEnd w:id="24"/>
-    <w:bookmarkStart w:id="25" w:name="X24d6d8b6407518756e60e21047b58ec2bacee54"/>
+    <w:bookmarkEnd w:id="27"/>
+    <w:bookmarkStart w:id="28" w:name="X24d6d8b6407518756e60e21047b58ec2bacee54"/>
     <w:p>
       <w:pPr>
         <w:pStyle w:val="Heading3"/>
@@ -9072,8 +9107,8 @@
         <w:t xml:space="preserve"> 76     16    mac2</w:t>
       </w:r>
     </w:p>
-    <w:bookmarkEnd w:id="25"/>
-    <w:bookmarkStart w:id="26" w:name="Xdcea74d3b0889eeb8a570232949ec944098c81b"/>
+    <w:bookmarkEnd w:id="28"/>
+    <w:bookmarkStart w:id="29" w:name="Xdcea74d3b0889eeb8a570232949ec944098c81b"/>
     <w:p>
       <w:pPr>
         <w:pStyle w:val="Heading3"/>
@@ -9204,8 +9239,8 @@
         <w:t xml:space="preserve">MTU budget (§7) accounts for.</w:t>
       </w:r>
     </w:p>
-    <w:bookmarkEnd w:id="26"/>
-    <w:bookmarkStart w:id="27" w:name="X933452e5155cda339ddc924bc1f2d08dc847606"/>
+    <w:bookmarkEnd w:id="29"/>
+    <w:bookmarkStart w:id="30" w:name="X933452e5155cda339ddc924bc1f2d08dc847606"/>
     <w:p>
       <w:pPr>
         <w:pStyle w:val="Heading3"/>
@@ -9328,8 +9363,8 @@
         <w:t xml:space="preserve">(§10), counted, not logged (W5).</w:t>
       </w:r>
     </w:p>
-    <w:bookmarkEnd w:id="27"/>
-    <w:bookmarkStart w:id="28" w:name="X8216e21de63e9d706df2f55aaf44060de33737e"/>
+    <w:bookmarkEnd w:id="30"/>
+    <w:bookmarkStart w:id="34" w:name="X8216e21de63e9d706df2f55aaf44060de33737e"/>
     <w:p>
       <w:pPr>
         <w:pStyle w:val="Heading3"/>
@@ -9343,11 +9378,46 @@
         <w:pStyle w:val="FirstParagraph"/>
       </w:pPr>
       <w:r>
-        <w:rPr>
-          <w:b/>
-          <w:bCs/>
-        </w:rPr>
-        <w:t xml:space="preserve">[MERMAID RENDER FAILED — block #2]</w:t>
+        <w:drawing>
+          <wp:inline>
+            <wp:extent cx="5334000" cy="3456214"/>
+            <wp:effectExtent b="0" l="0" r="0" t="0"/>
+            <wp:docPr descr="diagram" title="" id="32" name="Picture"/>
+            <a:graphic>
+              <a:graphicData uri="http://schemas.openxmlformats.org/drawingml/2006/picture">
+                <pic:pic>
+                  <pic:nvPicPr>
+                    <pic:cNvPr descr="/tmp/.private/milosvasic/tmp.Tc2sZFeHAQ/img/diagram_002_df8553546ff7.png" id="33" name="Picture"/>
+                    <pic:cNvPicPr>
+                      <a:picLocks noChangeArrowheads="1" noChangeAspect="1"/>
+                    </pic:cNvPicPr>
+                  </pic:nvPicPr>
+                  <pic:blipFill>
+                    <a:blip r:embed="rId31"/>
+                    <a:stretch>
+                      <a:fillRect/>
+                    </a:stretch>
+                  </pic:blipFill>
+                  <pic:spPr bwMode="auto">
+                    <a:xfrm>
+                      <a:off x="0" y="0"/>
+                      <a:ext cx="5334000" cy="3456214"/>
+                    </a:xfrm>
+                    <a:prstGeom prst="rect">
+                      <a:avLst/>
+                    </a:prstGeom>
+                    <a:noFill/>
+                    <a:ln w="9525">
+                      <a:noFill/>
+                      <a:headEnd/>
+                      <a:tailEnd/>
+                    </a:ln>
+                  </pic:spPr>
+                </pic:pic>
+              </a:graphicData>
+            </a:graphic>
+          </wp:inline>
+        </w:drawing>
       </w:r>
     </w:p>
     <w:p>
@@ -9473,9 +9543,9 @@
         </w:pict>
       </w:r>
     </w:p>
-    <w:bookmarkEnd w:id="28"/>
-    <w:bookmarkEnd w:id="29"/>
-    <w:bookmarkStart w:id="34" w:name="Xe7923e12ce191e5cdc8a62179cba3ff99fa98ff"/>
+    <w:bookmarkEnd w:id="34"/>
+    <w:bookmarkEnd w:id="35"/>
+    <w:bookmarkStart w:id="40" w:name="Xe7923e12ce191e5cdc8a62179cba3ff99fa98ff"/>
     <w:p>
       <w:pPr>
         <w:pStyle w:val="Heading2"/>
@@ -9484,7 +9554,7 @@
         <w:t xml:space="preserve">4. Crypto parameters (fixed) + the additive PSK seam</w:t>
       </w:r>
     </w:p>
-    <w:bookmarkStart w:id="30" w:name="X73ab89c7215259b1c40354c429b1aa400d16f03"/>
+    <w:bookmarkStart w:id="36" w:name="X73ab89c7215259b1c40354c429b1aa400d16f03"/>
     <w:p>
       <w:pPr>
         <w:pStyle w:val="Heading3"/>
@@ -9709,8 +9779,8 @@
         </w:tc>
       </w:tr>
     </w:tbl>
-    <w:bookmarkEnd w:id="30"/>
-    <w:bookmarkStart w:id="31" w:name="X8f8b1ea2a0c48ce5cea151ea0fd089b7dc0b803"/>
+    <w:bookmarkEnd w:id="36"/>
+    <w:bookmarkStart w:id="37" w:name="X8f8b1ea2a0c48ce5cea151ea0fd089b7dc0b803"/>
     <w:p>
       <w:pPr>
         <w:pStyle w:val="Heading3"/>
@@ -9829,8 +9899,8 @@
         <w:t xml:space="preserve">2048-bit / 8000-packet-class window; pin against boringtun).</w:t>
       </w:r>
     </w:p>
-    <w:bookmarkEnd w:id="31"/>
-    <w:bookmarkStart w:id="32" w:name="X8dde2f0b5a5bfbbcf4d9d5c74c25ce635b64763"/>
+    <w:bookmarkEnd w:id="37"/>
+    <w:bookmarkStart w:id="38" w:name="X8dde2f0b5a5bfbbcf4d9d5c74c25ce635b64763"/>
     <w:p>
       <w:pPr>
         <w:pStyle w:val="Heading3"/>
@@ -9898,8 +9968,8 @@
         <w:t xml:space="preserve">durable storage in plaintext (§14.1).</w:t>
       </w:r>
     </w:p>
-    <w:bookmarkEnd w:id="32"/>
-    <w:bookmarkStart w:id="33" w:name="X2e80a02425cdb7099501cf63fd3756348a52532"/>
+    <w:bookmarkEnd w:id="38"/>
+    <w:bookmarkStart w:id="39" w:name="X2e80a02425cdb7099501cf63fd3756348a52532"/>
     <w:p>
       <w:pPr>
         <w:pStyle w:val="Heading3"/>
@@ -10058,9 +10128,9 @@
         </w:pict>
       </w:r>
     </w:p>
-    <w:bookmarkEnd w:id="33"/>
-    <w:bookmarkEnd w:id="34"/>
-    <w:bookmarkStart w:id="39" w:name="Xc5f9e5aeb8922a094134035785ec90ba2991c6f"/>
+    <w:bookmarkEnd w:id="39"/>
+    <w:bookmarkEnd w:id="40"/>
+    <w:bookmarkStart w:id="48" w:name="Xc5f9e5aeb8922a094134035785ec90ba2991c6f"/>
     <w:p>
       <w:pPr>
         <w:pStyle w:val="Heading2"/>
@@ -10084,7 +10154,7 @@
         <w:t xml:space="preserve">semantics — the crypto-routing trie</w:t>
       </w:r>
     </w:p>
-    <w:bookmarkStart w:id="35" w:name="X8a8d90b3638eadd76f8f87b8b9dea9f6ed9695e"/>
+    <w:bookmarkStart w:id="41" w:name="X8a8d90b3638eadd76f8f87b8b9dea9f6ed9695e"/>
     <w:p>
       <w:pPr>
         <w:pStyle w:val="Heading3"/>
@@ -10278,8 +10348,8 @@
         <w:t xml:space="preserve">[01-DP §7 layer 2].</w:t>
       </w:r>
     </w:p>
-    <w:bookmarkEnd w:id="35"/>
-    <w:bookmarkStart w:id="36" w:name="X2797df47f757dd204ba4bd2e4005dcd9eb523b3"/>
+    <w:bookmarkEnd w:id="41"/>
+    <w:bookmarkStart w:id="42" w:name="X2797df47f757dd204ba4bd2e4005dcd9eb523b3"/>
     <w:p>
       <w:pPr>
         <w:pStyle w:val="Heading3"/>
@@ -10989,8 +11059,8 @@
         <w:t xml:space="preserve">}</w:t>
       </w:r>
     </w:p>
-    <w:bookmarkEnd w:id="36"/>
-    <w:bookmarkStart w:id="37" w:name="X463437e77d0a1f4a35f3237869679c34fbd3a75"/>
+    <w:bookmarkEnd w:id="42"/>
+    <w:bookmarkStart w:id="43" w:name="X463437e77d0a1f4a35f3237869679c34fbd3a75"/>
     <w:p>
       <w:pPr>
         <w:pStyle w:val="Heading3"/>
@@ -11144,8 +11214,8 @@
         <w:t xml:space="preserve">malformed (overlapping) map.</w:t>
       </w:r>
     </w:p>
-    <w:bookmarkEnd w:id="37"/>
-    <w:bookmarkStart w:id="38" w:name="Xa983f84604ca99c4bb72d789ccb8ea7d18a8be2"/>
+    <w:bookmarkEnd w:id="43"/>
+    <w:bookmarkStart w:id="47" w:name="Xa983f84604ca99c4bb72d789ccb8ea7d18a8be2"/>
     <w:p>
       <w:pPr>
         <w:pStyle w:val="Heading3"/>
@@ -11159,11 +11229,46 @@
         <w:pStyle w:val="FirstParagraph"/>
       </w:pPr>
       <w:r>
-        <w:rPr>
-          <w:b/>
-          <w:bCs/>
-        </w:rPr>
-        <w:t xml:space="preserve">[MERMAID RENDER FAILED — block #3]</w:t>
+        <w:drawing>
+          <wp:inline>
+            <wp:extent cx="5334000" cy="6388553"/>
+            <wp:effectExtent b="0" l="0" r="0" t="0"/>
+            <wp:docPr descr="diagram" title="" id="45" name="Picture"/>
+            <a:graphic>
+              <a:graphicData uri="http://schemas.openxmlformats.org/drawingml/2006/picture">
+                <pic:pic>
+                  <pic:nvPicPr>
+                    <pic:cNvPr descr="/tmp/.private/milosvasic/tmp.Tc2sZFeHAQ/img/diagram_003_f19c5c7b9a12.png" id="46" name="Picture"/>
+                    <pic:cNvPicPr>
+                      <a:picLocks noChangeArrowheads="1" noChangeAspect="1"/>
+                    </pic:cNvPicPr>
+                  </pic:nvPicPr>
+                  <pic:blipFill>
+                    <a:blip r:embed="rId44"/>
+                    <a:stretch>
+                      <a:fillRect/>
+                    </a:stretch>
+                  </pic:blipFill>
+                  <pic:spPr bwMode="auto">
+                    <a:xfrm>
+                      <a:off x="0" y="0"/>
+                      <a:ext cx="5334000" cy="6388553"/>
+                    </a:xfrm>
+                    <a:prstGeom prst="rect">
+                      <a:avLst/>
+                    </a:prstGeom>
+                    <a:noFill/>
+                    <a:ln w="9525">
+                      <a:noFill/>
+                      <a:headEnd/>
+                      <a:tailEnd/>
+                    </a:ln>
+                  </pic:spPr>
+                </pic:pic>
+              </a:graphicData>
+            </a:graphic>
+          </wp:inline>
+        </w:drawing>
       </w:r>
     </w:p>
     <w:p>
@@ -11173,9 +11278,9 @@
         </w:pict>
       </w:r>
     </w:p>
-    <w:bookmarkEnd w:id="38"/>
-    <w:bookmarkEnd w:id="39"/>
-    <w:bookmarkStart w:id="44" w:name="Xf1d33d783078d484efca8667ac591fc0bfecb84"/>
+    <w:bookmarkEnd w:id="47"/>
+    <w:bookmarkEnd w:id="48"/>
+    <w:bookmarkStart w:id="56" w:name="Xf1d33d783078d484efca8667ac591fc0bfecb84"/>
     <w:p>
       <w:pPr>
         <w:pStyle w:val="Heading2"/>
@@ -11184,7 +11289,7 @@
         <w:t xml:space="preserve">6. Per-device key generation + rotation</w:t>
       </w:r>
     </w:p>
-    <w:bookmarkStart w:id="40" w:name="X92ad8c55241a546b4b9002ef03a53fa233ef21f"/>
+    <w:bookmarkStart w:id="49" w:name="X92ad8c55241a546b4b9002ef03a53fa233ef21f"/>
     <w:p>
       <w:pPr>
         <w:pStyle w:val="Heading3"/>
@@ -11617,8 +11722,8 @@
         <w:t xml:space="preserve">}</w:t>
       </w:r>
     </w:p>
-    <w:bookmarkEnd w:id="40"/>
-    <w:bookmarkStart w:id="41" w:name="X6707dbce83b9eea0b1abf259e36a0f3180eebdb"/>
+    <w:bookmarkEnd w:id="49"/>
+    <w:bookmarkStart w:id="50" w:name="X6707dbce83b9eea0b1abf259e36a0f3180eebdb"/>
     <w:p>
       <w:pPr>
         <w:pStyle w:val="Heading3"/>
@@ -11974,8 +12079,8 @@
         </w:tc>
       </w:tr>
     </w:tbl>
-    <w:bookmarkEnd w:id="41"/>
-    <w:bookmarkStart w:id="42" w:name="Xb02bca189582c0caa82c1d6597a4871707227e0"/>
+    <w:bookmarkEnd w:id="50"/>
+    <w:bookmarkStart w:id="51" w:name="Xb02bca189582c0caa82c1d6597a4871707227e0"/>
     <w:p>
       <w:pPr>
         <w:pStyle w:val="Heading3"/>
@@ -12086,8 +12191,8 @@
         <w:t xml:space="preserve">owns the crypto-routing half.</w:t>
       </w:r>
     </w:p>
-    <w:bookmarkEnd w:id="42"/>
-    <w:bookmarkStart w:id="43" w:name="X46c11da1284e7bb5710bf4aaaff5098ff8a555b"/>
+    <w:bookmarkEnd w:id="51"/>
+    <w:bookmarkStart w:id="55" w:name="X46c11da1284e7bb5710bf4aaaff5098ff8a555b"/>
     <w:p>
       <w:pPr>
         <w:pStyle w:val="Heading3"/>
@@ -12101,11 +12206,46 @@
         <w:pStyle w:val="FirstParagraph"/>
       </w:pPr>
       <w:r>
-        <w:rPr>
-          <w:b/>
-          <w:bCs/>
-        </w:rPr>
-        <w:t xml:space="preserve">[MERMAID RENDER FAILED — block #4]</w:t>
+        <w:drawing>
+          <wp:inline>
+            <wp:extent cx="5334000" cy="9622536"/>
+            <wp:effectExtent b="0" l="0" r="0" t="0"/>
+            <wp:docPr descr="diagram" title="" id="53" name="Picture"/>
+            <a:graphic>
+              <a:graphicData uri="http://schemas.openxmlformats.org/drawingml/2006/picture">
+                <pic:pic>
+                  <pic:nvPicPr>
+                    <pic:cNvPr descr="/tmp/.private/milosvasic/tmp.Tc2sZFeHAQ/img/diagram_004_a26916278008.png" id="54" name="Picture"/>
+                    <pic:cNvPicPr>
+                      <a:picLocks noChangeArrowheads="1" noChangeAspect="1"/>
+                    </pic:cNvPicPr>
+                  </pic:nvPicPr>
+                  <pic:blipFill>
+                    <a:blip r:embed="rId52"/>
+                    <a:stretch>
+                      <a:fillRect/>
+                    </a:stretch>
+                  </pic:blipFill>
+                  <pic:spPr bwMode="auto">
+                    <a:xfrm>
+                      <a:off x="0" y="0"/>
+                      <a:ext cx="5334000" cy="9622536"/>
+                    </a:xfrm>
+                    <a:prstGeom prst="rect">
+                      <a:avLst/>
+                    </a:prstGeom>
+                    <a:noFill/>
+                    <a:ln w="9525">
+                      <a:noFill/>
+                      <a:headEnd/>
+                      <a:tailEnd/>
+                    </a:ln>
+                  </pic:spPr>
+                </pic:pic>
+              </a:graphicData>
+            </a:graphic>
+          </wp:inline>
+        </w:drawing>
       </w:r>
     </w:p>
     <w:p>
@@ -12115,9 +12255,9 @@
         </w:pict>
       </w:r>
     </w:p>
-    <w:bookmarkEnd w:id="43"/>
-    <w:bookmarkEnd w:id="44"/>
-    <w:bookmarkStart w:id="49" w:name="Xad3b79382f50680e61a011cd3c7adde3136a114"/>
+    <w:bookmarkEnd w:id="55"/>
+    <w:bookmarkEnd w:id="56"/>
+    <w:bookmarkStart w:id="64" w:name="Xad3b79382f50680e61a011cd3c7adde3136a114"/>
     <w:p>
       <w:pPr>
         <w:pStyle w:val="Heading2"/>
@@ -12126,7 +12266,7 @@
         <w:t xml:space="preserve">7. MTU derivation</w:t>
       </w:r>
     </w:p>
-    <w:bookmarkStart w:id="45" w:name="X93f067381d57d7e2a72cd0d9f3217a8f6d369e5"/>
+    <w:bookmarkStart w:id="57" w:name="X93f067381d57d7e2a72cd0d9f3217a8f6d369e5"/>
     <w:p>
       <w:pPr>
         <w:pStyle w:val="Heading3"/>
@@ -12554,8 +12694,8 @@
         </w:tc>
       </w:tr>
     </w:tbl>
-    <w:bookmarkEnd w:id="45"/>
-    <w:bookmarkStart w:id="46" w:name="Xd4dd961710b7e8c333dbbd0db9238129f09bc77"/>
+    <w:bookmarkEnd w:id="57"/>
+    <w:bookmarkStart w:id="58" w:name="Xd4dd961710b7e8c333dbbd0db9238129f09bc77"/>
     <w:p>
       <w:pPr>
         <w:pStyle w:val="Heading3"/>
@@ -12709,8 +12849,8 @@
         <w:t xml:space="preserve">benchmark.)</w:t>
       </w:r>
     </w:p>
-    <w:bookmarkEnd w:id="46"/>
-    <w:bookmarkStart w:id="47" w:name="X4d1e76a782d86b15eb459ad39d3ca6ebd5dfed4"/>
+    <w:bookmarkEnd w:id="58"/>
+    <w:bookmarkStart w:id="59" w:name="X4d1e76a782d86b15eb459ad39d3ca6ebd5dfed4"/>
     <w:p>
       <w:pPr>
         <w:pStyle w:val="Heading3"/>
@@ -12855,8 +12995,8 @@
         <w:t xml:space="preserve">beneath WG output, above transport).</w:t>
       </w:r>
     </w:p>
-    <w:bookmarkEnd w:id="47"/>
-    <w:bookmarkStart w:id="48" w:name="X400755c42d06766ec9bd60992b8fa1df0a62806"/>
+    <w:bookmarkEnd w:id="59"/>
+    <w:bookmarkStart w:id="63" w:name="X400755c42d06766ec9bd60992b8fa1df0a62806"/>
     <w:p>
       <w:pPr>
         <w:pStyle w:val="Heading3"/>
@@ -12870,11 +13010,46 @@
         <w:pStyle w:val="FirstParagraph"/>
       </w:pPr>
       <w:r>
-        <w:rPr>
-          <w:b/>
-          <w:bCs/>
-        </w:rPr>
-        <w:t xml:space="preserve">[MERMAID RENDER FAILED — block #5]</w:t>
+        <w:drawing>
+          <wp:inline>
+            <wp:extent cx="5334000" cy="843642"/>
+            <wp:effectExtent b="0" l="0" r="0" t="0"/>
+            <wp:docPr descr="diagram" title="" id="61" name="Picture"/>
+            <a:graphic>
+              <a:graphicData uri="http://schemas.openxmlformats.org/drawingml/2006/picture">
+                <pic:pic>
+                  <pic:nvPicPr>
+                    <pic:cNvPr descr="/tmp/.private/milosvasic/tmp.Tc2sZFeHAQ/img/diagram_005_cb6980a8474e.png" id="62" name="Picture"/>
+                    <pic:cNvPicPr>
+                      <a:picLocks noChangeArrowheads="1" noChangeAspect="1"/>
+                    </pic:cNvPicPr>
+                  </pic:nvPicPr>
+                  <pic:blipFill>
+                    <a:blip r:embed="rId60"/>
+                    <a:stretch>
+                      <a:fillRect/>
+                    </a:stretch>
+                  </pic:blipFill>
+                  <pic:spPr bwMode="auto">
+                    <a:xfrm>
+                      <a:off x="0" y="0"/>
+                      <a:ext cx="5334000" cy="843642"/>
+                    </a:xfrm>
+                    <a:prstGeom prst="rect">
+                      <a:avLst/>
+                    </a:prstGeom>
+                    <a:noFill/>
+                    <a:ln w="9525">
+                      <a:noFill/>
+                      <a:headEnd/>
+                      <a:tailEnd/>
+                    </a:ln>
+                  </pic:spPr>
+                </pic:pic>
+              </a:graphicData>
+            </a:graphic>
+          </wp:inline>
+        </w:drawing>
       </w:r>
     </w:p>
     <w:p>
@@ -12946,9 +13121,9 @@
         </w:pict>
       </w:r>
     </w:p>
-    <w:bookmarkEnd w:id="48"/>
-    <w:bookmarkEnd w:id="49"/>
-    <w:bookmarkStart w:id="54" w:name="X29916fa0f76e83dc94e995892b5b5a78c6ba3f9"/>
+    <w:bookmarkEnd w:id="63"/>
+    <w:bookmarkEnd w:id="64"/>
+    <w:bookmarkStart w:id="69" w:name="X29916fa0f76e83dc94e995892b5b5a78c6ba3f9"/>
     <w:p>
       <w:pPr>
         <w:pStyle w:val="Heading2"/>
@@ -12957,7 +13132,7 @@
         <w:t xml:space="preserve">8. Timers, rekey, and keepalive state machine</w:t>
       </w:r>
     </w:p>
-    <w:bookmarkStart w:id="50" w:name="X3c1a850cba856cc8958540a8d68439f3ef13f91"/>
+    <w:bookmarkStart w:id="65" w:name="X3c1a850cba856cc8958540a8d68439f3ef13f91"/>
     <w:p>
       <w:pPr>
         <w:pStyle w:val="Heading3"/>
@@ -13078,8 +13253,8 @@
         <w:t xml:space="preserve">expirations).</w:t>
       </w:r>
     </w:p>
-    <w:bookmarkEnd w:id="50"/>
-    <w:bookmarkStart w:id="51" w:name="Xdc8f7c73a959215e9dc8b8212f26e4b59250111"/>
+    <w:bookmarkEnd w:id="65"/>
+    <w:bookmarkStart w:id="66" w:name="Xdc8f7c73a959215e9dc8b8212f26e4b59250111"/>
     <w:p>
       <w:pPr>
         <w:pStyle w:val="Heading3"/>
@@ -13286,8 +13461,8 @@
         </w:tc>
       </w:tr>
     </w:tbl>
-    <w:bookmarkEnd w:id="51"/>
-    <w:bookmarkStart w:id="52" w:name="X4d4b8b532e2753e6c105b7e382785de50a3897c"/>
+    <w:bookmarkEnd w:id="66"/>
+    <w:bookmarkStart w:id="67" w:name="X4d4b8b532e2753e6c105b7e382785de50a3897c"/>
     <w:p>
       <w:pPr>
         <w:pStyle w:val="Heading3"/>
@@ -13357,8 +13532,8 @@
         <w:t xml:space="preserve">Phase-2 NAT traversal [01-DP §8] but is independent of it.</w:t>
       </w:r>
     </w:p>
-    <w:bookmarkEnd w:id="52"/>
-    <w:bookmarkStart w:id="53" w:name="X93876b0e48c45603fe9dff90fd907f3e514ec8a"/>
+    <w:bookmarkEnd w:id="67"/>
+    <w:bookmarkStart w:id="68" w:name="X93876b0e48c45603fe9dff90fd907f3e514ec8a"/>
     <w:p>
       <w:pPr>
         <w:pStyle w:val="Heading3"/>
@@ -13486,9 +13661,9 @@
         </w:pict>
       </w:r>
     </w:p>
-    <w:bookmarkEnd w:id="53"/>
-    <w:bookmarkEnd w:id="54"/>
-    <w:bookmarkStart w:id="59" w:name="Xbf109ebcf8b836af305a24b9a3f3b5fc2640bda"/>
+    <w:bookmarkEnd w:id="68"/>
+    <w:bookmarkEnd w:id="69"/>
+    <w:bookmarkStart w:id="74" w:name="Xbf109ebcf8b836af305a24b9a3f3b5fc2640bda"/>
     <w:p>
       <w:pPr>
         <w:pStyle w:val="Heading2"/>
@@ -13497,7 +13672,7 @@
         <w:t xml:space="preserve">9. The encrypted-datagram boundary (transport sits beneath)</w:t>
       </w:r>
     </w:p>
-    <w:bookmarkStart w:id="55" w:name="Xf67a7bb42285f252dd929f925694c22e0660d15"/>
+    <w:bookmarkStart w:id="70" w:name="Xf67a7bb42285f252dd929f925694c22e0660d15"/>
     <w:p>
       <w:pPr>
         <w:pStyle w:val="Heading3"/>
@@ -14425,8 +14600,8 @@
         <w:t xml:space="preserve">}</w:t>
       </w:r>
     </w:p>
-    <w:bookmarkEnd w:id="55"/>
-    <w:bookmarkStart w:id="56" w:name="Xbae1e0155a6b8066255b591b61d6e8473e8b074"/>
+    <w:bookmarkEnd w:id="70"/>
+    <w:bookmarkStart w:id="71" w:name="Xbae1e0155a6b8066255b591b61d6e8473e8b074"/>
     <w:p>
       <w:pPr>
         <w:pStyle w:val="Heading3"/>
@@ -14611,8 +14786,8 @@
         <w:t xml:space="preserve">active MTU (§7).</w:t>
       </w:r>
     </w:p>
-    <w:bookmarkEnd w:id="56"/>
-    <w:bookmarkStart w:id="57" w:name="X674e01fb312c50e439f158d2c66de1d22db6bed"/>
+    <w:bookmarkEnd w:id="71"/>
+    <w:bookmarkStart w:id="72" w:name="X674e01fb312c50e439f158d2c66de1d22db6bed"/>
     <w:p>
       <w:pPr>
         <w:pStyle w:val="Heading3"/>
@@ -14786,8 +14961,8 @@
         <w:t xml:space="preserve">only. Edge case §12.7 enumerates the forbidden kernel+obfs combination.</w:t>
       </w:r>
     </w:p>
-    <w:bookmarkEnd w:id="57"/>
-    <w:bookmarkStart w:id="58" w:name="Xd5ecc5babcb66e92ece3c4cb426549195559154"/>
+    <w:bookmarkEnd w:id="72"/>
+    <w:bookmarkStart w:id="73" w:name="Xd5ecc5babcb66e92ece3c4cb426549195559154"/>
     <w:p>
       <w:pPr>
         <w:pStyle w:val="Heading3"/>
@@ -14998,9 +15173,9 @@
         </w:pict>
       </w:r>
     </w:p>
-    <w:bookmarkEnd w:id="58"/>
-    <w:bookmarkEnd w:id="59"/>
-    <w:bookmarkStart w:id="60" w:name="X40b4d5a9eb284563b1a54d69f466a7d60c932cf"/>
+    <w:bookmarkEnd w:id="73"/>
+    <w:bookmarkEnd w:id="74"/>
+    <w:bookmarkStart w:id="75" w:name="X40b4d5a9eb284563b1a54d69f466a7d60c932cf"/>
     <w:p>
       <w:pPr>
         <w:pStyle w:val="Heading2"/>
@@ -16511,8 +16686,8 @@
         </w:pict>
       </w:r>
     </w:p>
-    <w:bookmarkEnd w:id="60"/>
-    <w:bookmarkStart w:id="61" w:name="X0f17051a8d5e9b7b047430d3a54edba8c5f1599"/>
+    <w:bookmarkEnd w:id="75"/>
+    <w:bookmarkStart w:id="76" w:name="X0f17051a8d5e9b7b047430d3a54edba8c5f1599"/>
     <w:p>
       <w:pPr>
         <w:pStyle w:val="Heading2"/>
@@ -17077,8 +17252,8 @@
         </w:pict>
       </w:r>
     </w:p>
-    <w:bookmarkEnd w:id="61"/>
-    <w:bookmarkStart w:id="62" w:name="X8bf18891fb2adc2ae9bdc2b21eecd51553cb8ce"/>
+    <w:bookmarkEnd w:id="76"/>
+    <w:bookmarkStart w:id="77" w:name="X8bf18891fb2adc2ae9bdc2b21eecd51553cb8ce"/>
     <w:p>
       <w:pPr>
         <w:pStyle w:val="Heading2"/>
@@ -17779,8 +17954,8 @@
         </w:pict>
       </w:r>
     </w:p>
-    <w:bookmarkEnd w:id="62"/>
-    <w:bookmarkStart w:id="63" w:name="X85a9bca6bcfcd799d1a58339323c47b0d4bf419"/>
+    <w:bookmarkEnd w:id="77"/>
+    <w:bookmarkStart w:id="78" w:name="X85a9bca6bcfcd799d1a58339323c47b0d4bf419"/>
     <w:p>
       <w:pPr>
         <w:pStyle w:val="Heading2"/>
@@ -18758,8 +18933,8 @@
         </w:pict>
       </w:r>
     </w:p>
-    <w:bookmarkEnd w:id="63"/>
-    <w:bookmarkStart w:id="64" w:name="X29990a2f7b6f9d2649537b1076e14d0372a7aa3"/>
+    <w:bookmarkEnd w:id="78"/>
+    <w:bookmarkStart w:id="79" w:name="X29990a2f7b6f9d2649537b1076e14d0372a7aa3"/>
     <w:p>
       <w:pPr>
         <w:pStyle w:val="Heading2"/>
@@ -19113,8 +19288,8 @@
         </w:pict>
       </w:r>
     </w:p>
-    <w:bookmarkEnd w:id="64"/>
-    <w:bookmarkStart w:id="65" w:name="Xcd1edd1e36cafb94c8129ec958d173d3743d30f"/>
+    <w:bookmarkEnd w:id="79"/>
+    <w:bookmarkStart w:id="80" w:name="Xcd1edd1e36cafb94c8129ec958d173d3743d30f"/>
     <w:p>
       <w:pPr>
         <w:pStyle w:val="Heading2"/>
@@ -19733,8 +19908,8 @@
         </w:pict>
       </w:r>
     </w:p>
-    <w:bookmarkEnd w:id="65"/>
-    <w:bookmarkStart w:id="66" w:name="Xd0eda4c2509da3bab1f79657e56c446b22b0488"/>
+    <w:bookmarkEnd w:id="80"/>
+    <w:bookmarkStart w:id="81" w:name="Xd0eda4c2509da3bab1f79657e56c446b22b0488"/>
     <w:p>
       <w:pPr>
         <w:pStyle w:val="Heading2"/>
@@ -20507,8 +20682,8 @@
         <w:t xml:space="preserve">implementation (§11.4.6).</w:t>
       </w:r>
     </w:p>
-    <w:bookmarkEnd w:id="66"/>
-    <w:bookmarkEnd w:id="67"/>
+    <w:bookmarkEnd w:id="81"/>
+    <w:bookmarkEnd w:id="82"/>
     <w:sectPr>
       <w:footnotePr>
         <w:numRestart w:val="eachSect"/>
